--- a/docs/design/租赁项目设计文档.docx
+++ b/docs/design/租赁项目设计文档.docx
@@ -38,11 +38,8 @@
       <w:r>
         <w:rPr>
           <w:rFonts w:ascii="SimSong" w:hAnsi="SimSong" w:eastAsia="SimSong"/>
-          <w:b/>
-          <w:color w:val="4B5563"/>
-          <w:sz w:val="19"/>
         </w:rPr>
-        <w:t>更新日期：2026-07-28</w:t>
+        <w:t>更新日期：2026-07-30</w:t>
       </w:r>
     </w:p>
     <w:p>
@@ -2133,10 +2130,30 @@
       <w:r>
         <w:rPr>
           <w:rFonts w:ascii="SimSong" w:hAnsi="SimSong" w:eastAsia="SimSong"/>
-          <w:color w:val="1F2937"/>
-          <w:sz w:val="21"/>
         </w:rPr>
-        <w:t>套餐是录单模板，BOM 展示实际商品与配件约束，多个套餐共享同一实物库存。</w:t>
+        <w:t>套餐是版本化录单模板，不形成独立实物库存；BOM 按排他资源池表达真实商品与配件约束，订单创建时展开为资源池预占。</w:t>
+      </w:r>
+    </w:p>
+    <w:p>
+      <w:pPr>
+        <w:pStyle w:val="ListBullet"/>
+      </w:pPr>
+      <w:r>
+        <w:rPr>
+          <w:rFonts w:ascii="SimSong" w:hAnsi="SimSong" w:eastAsia="SimSong"/>
+        </w:rPr>
+        <w:t>通用配件只进入一个共享资源池，再通过关系表关联多个兼容型号；单套餐独立可组数可以展示但不能跨套餐直接求和。</w:t>
+      </w:r>
+    </w:p>
+    <w:p>
+      <w:pPr>
+        <w:pStyle w:val="ListBullet"/>
+      </w:pPr>
+      <w:r>
+        <w:rPr>
+          <w:rFonts w:ascii="SimSong" w:hAnsi="SimSong" w:eastAsia="SimSong"/>
+        </w:rPr>
+        <w:t>商户可通过版本化容量方案在共享约束内任意切换套餐额度，例如在 Pocket 3/Pocket 4 的 5+10 与 10+5 之间原子切换，不移动或复制实物库存。</w:t>
       </w:r>
     </w:p>
     <w:p>
@@ -3139,6 +3156,17 @@
           <w:sz w:val="21"/>
         </w:rPr>
         <w:t>租赁项目详细功能规格书（./租赁项目详细功能规格书.md）</w:t>
+      </w:r>
+    </w:p>
+    <w:p>
+      <w:pPr>
+        <w:pStyle w:val="ListBullet"/>
+      </w:pPr>
+      <w:r>
+        <w:rPr>
+          <w:rFonts w:ascii="SimSong" w:hAnsi="SimSong" w:eastAsia="SimSong"/>
+        </w:rPr>
+        <w:t>商品与套餐库存数据结构设计（./商品与套餐库存数据结构设计.md）</w:t>
       </w:r>
     </w:p>
     <w:p>
